--- a/INFORME_Avance 1.docx
+++ b/INFORME_Avance 1.docx
@@ -14,24 +14,706 @@
     </w:p>
     <w:p>
       <w:pPr>
-        <w:spacing w:line="360" w:lineRule="auto"/>
-        <w:rPr>
-          <w:rFonts w:ascii="Arial" w:eastAsiaTheme="majorEastAsia" w:hAnsi="Arial" w:cs="Arial"/>
-          <w:sz w:val="32"/>
-          <w:szCs w:val="32"/>
-        </w:rPr>
-      </w:pPr>
-      <w:bookmarkStart w:id="2" w:name="resumen"/>
+        <w:widowControl w:val="0"/>
+        <w:autoSpaceDE w:val="0"/>
+        <w:autoSpaceDN w:val="0"/>
+        <w:spacing w:after="0"/>
+        <w:ind w:left="2053"/>
+        <w:rPr>
+          <w:rFonts w:ascii="Arial" w:eastAsia="Arial" w:hAnsi="Arial" w:cs="Arial"/>
+          <w:sz w:val="22"/>
+          <w:szCs w:val="22"/>
+          <w:lang w:eastAsia="en-US"/>
+        </w:rPr>
+      </w:pPr>
+      <w:bookmarkStart w:id="2" w:name="objetivos"/>
       <w:bookmarkEnd w:id="0"/>
       <w:r>
         <w:rPr>
-          <w:rFonts w:ascii="Arial" w:hAnsi="Arial" w:cs="Arial"/>
+          <w:rFonts w:ascii="Arial" w:eastAsia="Arial" w:hAnsi="Arial" w:cs="Arial"/>
+          <w:noProof/>
+          <w:sz w:val="22"/>
+          <w:szCs w:val="22"/>
+          <w:lang w:eastAsia="en-US"/>
+        </w:rPr>
+        <w:drawing>
+          <wp:inline distT="0" distB="0" distL="0" distR="0" wp14:anchorId="20614D5E" wp14:editId="4FE1E10B">
+            <wp:extent cx="2781300" cy="800100"/>
+            <wp:effectExtent l="0" t="0" r="0" b="0"/>
+            <wp:docPr id="7" name="image1.png"/>
+            <wp:cNvGraphicFramePr>
+              <a:graphicFrameLocks xmlns:a="http://schemas.openxmlformats.org/drawingml/2006/main" noChangeAspect="1"/>
+            </wp:cNvGraphicFramePr>
+            <a:graphic xmlns:a="http://schemas.openxmlformats.org/drawingml/2006/main">
+              <a:graphicData uri="http://schemas.openxmlformats.org/drawingml/2006/picture">
+                <pic:pic xmlns:pic="http://schemas.openxmlformats.org/drawingml/2006/picture">
+                  <pic:nvPicPr>
+                    <pic:cNvPr id="0" name="image1.png"/>
+                    <pic:cNvPicPr>
+                      <a:picLocks noChangeAspect="1" noChangeArrowheads="1"/>
+                    </pic:cNvPicPr>
+                  </pic:nvPicPr>
+                  <pic:blipFill>
+                    <a:blip r:embed="rId6">
+                      <a:extLst>
+                        <a:ext uri="{28A0092B-C50C-407E-A947-70E740481C1C}">
+                          <a14:useLocalDpi xmlns:a14="http://schemas.microsoft.com/office/drawing/2010/main" val="0"/>
+                        </a:ext>
+                      </a:extLst>
+                    </a:blip>
+                    <a:srcRect/>
+                    <a:stretch>
+                      <a:fillRect/>
+                    </a:stretch>
+                  </pic:blipFill>
+                  <pic:spPr bwMode="auto">
+                    <a:xfrm>
+                      <a:off x="0" y="0"/>
+                      <a:ext cx="2781300" cy="800100"/>
+                    </a:xfrm>
+                    <a:prstGeom prst="rect">
+                      <a:avLst/>
+                    </a:prstGeom>
+                    <a:noFill/>
+                    <a:ln>
+                      <a:noFill/>
+                    </a:ln>
+                  </pic:spPr>
+                </pic:pic>
+              </a:graphicData>
+            </a:graphic>
+          </wp:inline>
+        </w:drawing>
+      </w:r>
+    </w:p>
+    <w:p>
+      <w:pPr>
+        <w:widowControl w:val="0"/>
+        <w:autoSpaceDE w:val="0"/>
+        <w:autoSpaceDN w:val="0"/>
+        <w:spacing w:after="0"/>
+        <w:rPr>
+          <w:rFonts w:ascii="Arial" w:eastAsia="Arial" w:hAnsi="Arial" w:cs="Arial"/>
+          <w:sz w:val="22"/>
+          <w:szCs w:val="22"/>
+          <w:lang w:eastAsia="en-US"/>
+        </w:rPr>
+      </w:pPr>
+    </w:p>
+    <w:p>
+      <w:pPr>
+        <w:widowControl w:val="0"/>
+        <w:autoSpaceDE w:val="0"/>
+        <w:autoSpaceDN w:val="0"/>
+        <w:spacing w:after="0"/>
+        <w:rPr>
+          <w:rFonts w:ascii="Arial" w:eastAsia="Arial" w:hAnsi="Arial" w:cs="Arial"/>
+          <w:sz w:val="22"/>
+          <w:szCs w:val="22"/>
+          <w:lang w:eastAsia="en-US"/>
+        </w:rPr>
+      </w:pPr>
+    </w:p>
+    <w:p>
+      <w:pPr>
+        <w:widowControl w:val="0"/>
+        <w:autoSpaceDE w:val="0"/>
+        <w:autoSpaceDN w:val="0"/>
+        <w:spacing w:after="0"/>
+        <w:rPr>
+          <w:rFonts w:ascii="Arial" w:eastAsia="Arial" w:hAnsi="Arial" w:cs="Arial"/>
+          <w:sz w:val="22"/>
+          <w:szCs w:val="22"/>
+          <w:lang w:eastAsia="en-US"/>
+        </w:rPr>
+      </w:pPr>
+    </w:p>
+    <w:p>
+      <w:pPr>
+        <w:widowControl w:val="0"/>
+        <w:autoSpaceDE w:val="0"/>
+        <w:autoSpaceDN w:val="0"/>
+        <w:spacing w:after="0"/>
+        <w:rPr>
+          <w:rFonts w:ascii="Arial" w:eastAsia="Arial" w:hAnsi="Arial" w:cs="Arial"/>
+          <w:sz w:val="22"/>
+          <w:szCs w:val="22"/>
+          <w:lang w:eastAsia="en-US"/>
+        </w:rPr>
+      </w:pPr>
+    </w:p>
+    <w:p>
+      <w:pPr>
+        <w:widowControl w:val="0"/>
+        <w:autoSpaceDE w:val="0"/>
+        <w:autoSpaceDN w:val="0"/>
+        <w:spacing w:after="0"/>
+        <w:rPr>
+          <w:rFonts w:ascii="Arial" w:eastAsia="Arial" w:hAnsi="Arial" w:cs="Arial"/>
+          <w:sz w:val="22"/>
+          <w:szCs w:val="22"/>
+          <w:lang w:eastAsia="en-US"/>
+        </w:rPr>
+      </w:pPr>
+    </w:p>
+    <w:p>
+      <w:pPr>
+        <w:widowControl w:val="0"/>
+        <w:autoSpaceDE w:val="0"/>
+        <w:autoSpaceDN w:val="0"/>
+        <w:spacing w:after="0"/>
+        <w:rPr>
+          <w:rFonts w:ascii="Arial" w:eastAsia="Arial" w:hAnsi="Arial" w:cs="Arial"/>
+          <w:sz w:val="22"/>
+          <w:szCs w:val="22"/>
+          <w:lang w:eastAsia="en-US"/>
+        </w:rPr>
+      </w:pPr>
+    </w:p>
+    <w:p>
+      <w:pPr>
+        <w:widowControl w:val="0"/>
+        <w:autoSpaceDE w:val="0"/>
+        <w:autoSpaceDN w:val="0"/>
+        <w:spacing w:after="0"/>
+        <w:rPr>
+          <w:rFonts w:ascii="Arial" w:eastAsia="Arial" w:hAnsi="Arial" w:cs="Arial"/>
+          <w:sz w:val="22"/>
+          <w:szCs w:val="22"/>
+          <w:lang w:eastAsia="en-US"/>
+        </w:rPr>
+      </w:pPr>
+    </w:p>
+    <w:p>
+      <w:pPr>
+        <w:widowControl w:val="0"/>
+        <w:autoSpaceDE w:val="0"/>
+        <w:autoSpaceDN w:val="0"/>
+        <w:spacing w:before="8" w:after="0"/>
+        <w:rPr>
+          <w:rFonts w:ascii="Arial" w:eastAsia="Arial" w:hAnsi="Arial" w:cs="Arial"/>
+          <w:sz w:val="22"/>
+          <w:szCs w:val="22"/>
+          <w:lang w:eastAsia="en-US"/>
+        </w:rPr>
+      </w:pPr>
+    </w:p>
+    <w:p>
+      <w:pPr>
+        <w:widowControl w:val="0"/>
+        <w:autoSpaceDE w:val="0"/>
+        <w:autoSpaceDN w:val="0"/>
+        <w:spacing w:after="0" w:line="480" w:lineRule="auto"/>
+        <w:jc w:val="center"/>
+        <w:rPr>
+          <w:rFonts w:ascii="Arial" w:eastAsia="Arial" w:hAnsi="Arial" w:cs="Arial"/>
+          <w:b/>
+          <w:bCs/>
+          <w:sz w:val="22"/>
+          <w:szCs w:val="22"/>
+          <w:lang w:eastAsia="en-US"/>
+        </w:rPr>
+      </w:pPr>
+      <w:r>
+        <w:rPr>
+          <w:rFonts w:ascii="Arial" w:eastAsia="Arial" w:hAnsi="Arial" w:cs="Arial"/>
+          <w:b/>
+          <w:bCs/>
+          <w:sz w:val="22"/>
+          <w:szCs w:val="22"/>
+          <w:lang w:eastAsia="en-US"/>
+        </w:rPr>
+        <w:t>Facultad de Ingeniería</w:t>
+      </w:r>
+    </w:p>
+    <w:p>
+      <w:pPr>
+        <w:widowControl w:val="0"/>
+        <w:autoSpaceDE w:val="0"/>
+        <w:autoSpaceDN w:val="0"/>
+        <w:spacing w:after="0" w:line="480" w:lineRule="auto"/>
+        <w:jc w:val="center"/>
+        <w:rPr>
+          <w:rFonts w:ascii="Arial" w:eastAsia="Arial" w:hAnsi="Arial" w:cs="Arial"/>
+          <w:b/>
+          <w:bCs/>
+          <w:sz w:val="22"/>
+          <w:szCs w:val="22"/>
+          <w:lang w:eastAsia="en-US"/>
+        </w:rPr>
+      </w:pPr>
+      <w:r>
+        <w:rPr>
+          <w:rFonts w:ascii="Arial" w:eastAsia="Arial" w:hAnsi="Arial" w:cs="Arial"/>
+          <w:b/>
+          <w:bCs/>
+          <w:sz w:val="22"/>
+          <w:szCs w:val="22"/>
+          <w:lang w:eastAsia="en-US"/>
+        </w:rPr>
+        <w:t>Ingeniería de Sistemas e Informática</w:t>
+      </w:r>
+    </w:p>
+    <w:p>
+      <w:pPr>
+        <w:widowControl w:val="0"/>
+        <w:autoSpaceDE w:val="0"/>
+        <w:autoSpaceDN w:val="0"/>
+        <w:spacing w:after="0"/>
+        <w:rPr>
+          <w:rFonts w:ascii="Arial" w:eastAsia="Arial" w:hAnsi="Arial" w:cs="Arial"/>
+          <w:sz w:val="22"/>
+          <w:szCs w:val="22"/>
+          <w:lang w:eastAsia="en-US"/>
+        </w:rPr>
+      </w:pPr>
+    </w:p>
+    <w:p>
+      <w:pPr>
+        <w:widowControl w:val="0"/>
+        <w:autoSpaceDE w:val="0"/>
+        <w:autoSpaceDN w:val="0"/>
+        <w:spacing w:after="0"/>
+        <w:rPr>
+          <w:rFonts w:ascii="Arial" w:eastAsia="Arial" w:hAnsi="Arial" w:cs="Arial"/>
+          <w:sz w:val="22"/>
+          <w:szCs w:val="22"/>
+          <w:lang w:eastAsia="en-US"/>
+        </w:rPr>
+      </w:pPr>
+    </w:p>
+    <w:p>
+      <w:pPr>
+        <w:widowControl w:val="0"/>
+        <w:autoSpaceDE w:val="0"/>
+        <w:autoSpaceDN w:val="0"/>
+        <w:spacing w:after="0"/>
+        <w:rPr>
+          <w:rFonts w:ascii="Arial" w:eastAsia="Arial" w:hAnsi="Arial" w:cs="Arial"/>
+          <w:sz w:val="22"/>
+          <w:szCs w:val="22"/>
+          <w:lang w:eastAsia="en-US"/>
+        </w:rPr>
+      </w:pPr>
+    </w:p>
+    <w:p>
+      <w:pPr>
+        <w:widowControl w:val="0"/>
+        <w:autoSpaceDE w:val="0"/>
+        <w:autoSpaceDN w:val="0"/>
+        <w:spacing w:before="8" w:after="0"/>
+        <w:rPr>
+          <w:rFonts w:ascii="Arial" w:eastAsia="Arial" w:hAnsi="Arial" w:cs="Arial"/>
+          <w:sz w:val="22"/>
+          <w:szCs w:val="22"/>
+          <w:lang w:eastAsia="en-US"/>
+        </w:rPr>
+      </w:pPr>
+    </w:p>
+    <w:p>
+      <w:pPr>
+        <w:widowControl w:val="0"/>
+        <w:autoSpaceDE w:val="0"/>
+        <w:autoSpaceDN w:val="0"/>
+        <w:spacing w:before="1" w:after="0"/>
+        <w:ind w:left="492" w:right="489"/>
+        <w:jc w:val="center"/>
+        <w:rPr>
+          <w:rFonts w:ascii="Arial" w:eastAsia="Arial" w:hAnsi="Arial" w:cs="Arial"/>
+          <w:b/>
+          <w:bCs/>
+          <w:sz w:val="22"/>
+          <w:szCs w:val="22"/>
+          <w:lang w:eastAsia="en-US"/>
+        </w:rPr>
+      </w:pPr>
+      <w:r>
+        <w:rPr>
+          <w:rFonts w:ascii="Arial" w:eastAsia="Arial" w:hAnsi="Arial" w:cs="Arial"/>
+          <w:b/>
+          <w:bCs/>
+          <w:sz w:val="22"/>
+          <w:szCs w:val="22"/>
+          <w:lang w:eastAsia="en-US"/>
+        </w:rPr>
+        <w:t>Trabajo Final:</w:t>
+      </w:r>
+    </w:p>
+    <w:p>
+      <w:pPr>
+        <w:widowControl w:val="0"/>
+        <w:autoSpaceDE w:val="0"/>
+        <w:autoSpaceDN w:val="0"/>
+        <w:spacing w:after="0"/>
+        <w:rPr>
+          <w:rFonts w:ascii="Arial" w:eastAsia="Arial" w:hAnsi="Arial" w:cs="Arial"/>
+          <w:sz w:val="22"/>
+          <w:szCs w:val="22"/>
+          <w:lang w:eastAsia="en-US"/>
+        </w:rPr>
+      </w:pPr>
+    </w:p>
+    <w:p>
+      <w:pPr>
+        <w:widowControl w:val="0"/>
+        <w:autoSpaceDE w:val="0"/>
+        <w:autoSpaceDN w:val="0"/>
+        <w:spacing w:after="0"/>
+        <w:jc w:val="center"/>
+        <w:rPr>
+          <w:rFonts w:ascii="Arial" w:eastAsia="Arial" w:hAnsi="Arial" w:cs="Arial"/>
+          <w:sz w:val="22"/>
+          <w:szCs w:val="22"/>
+          <w:lang w:eastAsia="en-US"/>
+        </w:rPr>
+      </w:pPr>
+      <w:r>
+        <w:rPr>
+          <w:rFonts w:ascii="Arial" w:eastAsia="Arial" w:hAnsi="Arial" w:cs="Arial"/>
+          <w:sz w:val="22"/>
+          <w:szCs w:val="22"/>
+          <w:lang w:eastAsia="en-US"/>
+        </w:rPr>
+        <w:t>Sistema web para el control financiero y análisis de riesgo en casas de apuestas</w:t>
+      </w:r>
+    </w:p>
+    <w:p>
+      <w:pPr>
+        <w:widowControl w:val="0"/>
+        <w:autoSpaceDE w:val="0"/>
+        <w:autoSpaceDN w:val="0"/>
+        <w:spacing w:after="0"/>
+        <w:rPr>
+          <w:rFonts w:ascii="Arial" w:eastAsia="Arial" w:hAnsi="Arial" w:cs="Arial"/>
+          <w:sz w:val="22"/>
+          <w:szCs w:val="22"/>
+          <w:lang w:eastAsia="en-US"/>
+        </w:rPr>
+      </w:pPr>
+    </w:p>
+    <w:p>
+      <w:pPr>
+        <w:widowControl w:val="0"/>
+        <w:autoSpaceDE w:val="0"/>
+        <w:autoSpaceDN w:val="0"/>
+        <w:spacing w:before="227" w:after="0"/>
+        <w:ind w:left="492" w:right="491"/>
+        <w:jc w:val="center"/>
+        <w:rPr>
+          <w:rFonts w:ascii="Arial" w:eastAsia="Arial" w:hAnsi="Arial" w:cs="Arial"/>
+          <w:sz w:val="22"/>
+          <w:szCs w:val="22"/>
+          <w:lang w:eastAsia="en-US"/>
+        </w:rPr>
+      </w:pPr>
+      <w:r>
+        <w:rPr>
+          <w:rFonts w:ascii="Arial" w:eastAsia="Arial" w:hAnsi="Arial" w:cs="Arial"/>
+          <w:b/>
+          <w:bCs/>
+          <w:sz w:val="22"/>
+          <w:szCs w:val="22"/>
+          <w:lang w:eastAsia="en-US"/>
+        </w:rPr>
+        <w:t>Nombre de los Estudiantes:</w:t>
+      </w:r>
+      <w:r>
+        <w:rPr>
+          <w:rFonts w:ascii="Arial" w:eastAsia="Arial" w:hAnsi="Arial" w:cs="Arial"/>
+          <w:sz w:val="22"/>
+          <w:szCs w:val="22"/>
+          <w:lang w:eastAsia="en-US"/>
+        </w:rPr>
+        <w:t xml:space="preserve"> </w:t>
+      </w:r>
+      <w:r>
+        <w:rPr>
+          <w:rFonts w:ascii="Arial" w:eastAsia="Arial" w:hAnsi="Arial" w:cs="Arial"/>
+          <w:sz w:val="22"/>
+          <w:szCs w:val="22"/>
+          <w:lang w:eastAsia="en-US"/>
+        </w:rPr>
+        <w:t>Girao Breña Pablo Humberto</w:t>
+      </w:r>
+    </w:p>
+    <w:p>
+      <w:pPr>
+        <w:widowControl w:val="0"/>
+        <w:autoSpaceDE w:val="0"/>
+        <w:autoSpaceDN w:val="0"/>
+        <w:spacing w:after="0"/>
+        <w:rPr>
+          <w:rFonts w:ascii="Arial" w:eastAsia="Arial" w:hAnsi="Arial" w:cs="Arial"/>
+          <w:sz w:val="22"/>
+          <w:szCs w:val="22"/>
+          <w:lang w:eastAsia="en-US"/>
+        </w:rPr>
+      </w:pPr>
+    </w:p>
+    <w:p>
+      <w:pPr>
+        <w:widowControl w:val="0"/>
+        <w:autoSpaceDE w:val="0"/>
+        <w:autoSpaceDN w:val="0"/>
+        <w:spacing w:after="0"/>
+        <w:rPr>
+          <w:rFonts w:ascii="Arial" w:eastAsia="Arial" w:hAnsi="Arial" w:cs="Arial"/>
+          <w:sz w:val="22"/>
+          <w:szCs w:val="22"/>
+          <w:lang w:eastAsia="en-US"/>
+        </w:rPr>
+      </w:pPr>
+    </w:p>
+    <w:p>
+      <w:pPr>
+        <w:widowControl w:val="0"/>
+        <w:autoSpaceDE w:val="0"/>
+        <w:autoSpaceDN w:val="0"/>
+        <w:spacing w:after="0"/>
+        <w:rPr>
+          <w:rFonts w:ascii="Arial" w:eastAsia="Arial" w:hAnsi="Arial" w:cs="Arial"/>
+          <w:sz w:val="22"/>
+          <w:szCs w:val="22"/>
+          <w:lang w:eastAsia="en-US"/>
+        </w:rPr>
+      </w:pPr>
+    </w:p>
+    <w:p>
+      <w:pPr>
+        <w:widowControl w:val="0"/>
+        <w:autoSpaceDE w:val="0"/>
+        <w:autoSpaceDN w:val="0"/>
+        <w:spacing w:before="204" w:after="0"/>
+        <w:ind w:left="492" w:right="492"/>
+        <w:jc w:val="center"/>
+        <w:rPr>
+          <w:rFonts w:ascii="Arial" w:eastAsia="Arial" w:hAnsi="Arial" w:cs="Arial"/>
+          <w:sz w:val="22"/>
+          <w:szCs w:val="22"/>
+          <w:lang w:eastAsia="en-US"/>
+        </w:rPr>
+      </w:pPr>
+      <w:r>
+        <w:rPr>
+          <w:rFonts w:ascii="Arial" w:eastAsia="Arial" w:hAnsi="Arial" w:cs="Arial"/>
+          <w:b/>
+          <w:bCs/>
+          <w:sz w:val="22"/>
+          <w:szCs w:val="22"/>
+          <w:lang w:eastAsia="en-US"/>
+        </w:rPr>
+        <w:t>Asignatura</w:t>
+      </w:r>
+      <w:r>
+        <w:rPr>
+          <w:rFonts w:ascii="Arial" w:eastAsia="Arial" w:hAnsi="Arial" w:cs="Arial"/>
+          <w:sz w:val="22"/>
+          <w:szCs w:val="22"/>
+          <w:lang w:eastAsia="en-US"/>
+        </w:rPr>
+        <w:t>:</w:t>
+      </w:r>
+      <w:r>
+        <w:rPr>
+          <w:rFonts w:ascii="Arial" w:eastAsia="Arial" w:hAnsi="Arial" w:cs="Arial"/>
+          <w:sz w:val="22"/>
+          <w:szCs w:val="22"/>
+          <w:lang w:eastAsia="en-US"/>
+        </w:rPr>
+        <w:t xml:space="preserve"> </w:t>
+      </w:r>
+      <w:r>
+        <w:rPr>
+          <w:rFonts w:ascii="Arial" w:eastAsia="Arial" w:hAnsi="Arial" w:cs="Arial"/>
+          <w:sz w:val="22"/>
+          <w:szCs w:val="22"/>
+          <w:lang w:eastAsia="en-US"/>
+        </w:rPr>
+        <w:t>Lenguajes de Programación</w:t>
+      </w:r>
+    </w:p>
+    <w:p>
+      <w:pPr>
+        <w:widowControl w:val="0"/>
+        <w:autoSpaceDE w:val="0"/>
+        <w:autoSpaceDN w:val="0"/>
+        <w:spacing w:after="0"/>
+        <w:rPr>
+          <w:rFonts w:ascii="Arial" w:eastAsia="Arial" w:hAnsi="Arial" w:cs="Arial"/>
+          <w:sz w:val="22"/>
+          <w:szCs w:val="22"/>
+          <w:lang w:eastAsia="en-US"/>
+        </w:rPr>
+      </w:pPr>
+    </w:p>
+    <w:p>
+      <w:pPr>
+        <w:widowControl w:val="0"/>
+        <w:autoSpaceDE w:val="0"/>
+        <w:autoSpaceDN w:val="0"/>
+        <w:spacing w:after="0"/>
+        <w:rPr>
+          <w:rFonts w:ascii="Arial" w:eastAsia="Arial" w:hAnsi="Arial" w:cs="Arial"/>
+          <w:sz w:val="22"/>
+          <w:szCs w:val="22"/>
+          <w:lang w:eastAsia="en-US"/>
+        </w:rPr>
+      </w:pPr>
+    </w:p>
+    <w:p>
+      <w:pPr>
+        <w:widowControl w:val="0"/>
+        <w:autoSpaceDE w:val="0"/>
+        <w:autoSpaceDN w:val="0"/>
+        <w:spacing w:after="0"/>
+        <w:rPr>
+          <w:rFonts w:ascii="Arial" w:eastAsia="Arial" w:hAnsi="Arial" w:cs="Arial"/>
+          <w:sz w:val="22"/>
+          <w:szCs w:val="22"/>
+          <w:lang w:eastAsia="en-US"/>
+        </w:rPr>
+      </w:pPr>
+    </w:p>
+    <w:p>
+      <w:pPr>
+        <w:widowControl w:val="0"/>
+        <w:autoSpaceDE w:val="0"/>
+        <w:autoSpaceDN w:val="0"/>
+        <w:spacing w:before="210" w:after="0"/>
+        <w:ind w:left="492" w:right="492"/>
+        <w:jc w:val="center"/>
+        <w:rPr>
+          <w:rFonts w:ascii="Arial" w:eastAsia="Arial" w:hAnsi="Arial" w:cs="Arial"/>
+          <w:sz w:val="22"/>
+          <w:szCs w:val="22"/>
+          <w:lang w:eastAsia="en-US"/>
+        </w:rPr>
+      </w:pPr>
+      <w:r>
+        <w:rPr>
+          <w:rFonts w:ascii="Arial" w:eastAsia="Arial" w:hAnsi="Arial" w:cs="Arial"/>
+          <w:b/>
+          <w:bCs/>
+          <w:sz w:val="22"/>
+          <w:szCs w:val="22"/>
+          <w:lang w:eastAsia="en-US"/>
+        </w:rPr>
+        <w:t>Docente</w:t>
+      </w:r>
+      <w:r>
+        <w:rPr>
+          <w:rFonts w:ascii="Arial" w:eastAsia="Arial" w:hAnsi="Arial" w:cs="Arial"/>
+          <w:sz w:val="22"/>
+          <w:szCs w:val="22"/>
+          <w:lang w:eastAsia="en-US"/>
+        </w:rPr>
+        <w:t xml:space="preserve">: </w:t>
+      </w:r>
+      <w:r>
+        <w:rPr>
+          <w:rFonts w:ascii="Arial" w:eastAsia="Arial" w:hAnsi="Arial" w:cs="Arial"/>
+          <w:sz w:val="22"/>
+          <w:szCs w:val="22"/>
+          <w:lang w:eastAsia="en-US"/>
+        </w:rPr>
+        <w:t>CARLOS ALFONSO OLIVARES CASAPIA</w:t>
+      </w:r>
+    </w:p>
+    <w:p>
+      <w:pPr>
+        <w:widowControl w:val="0"/>
+        <w:autoSpaceDE w:val="0"/>
+        <w:autoSpaceDN w:val="0"/>
+        <w:spacing w:after="0"/>
+        <w:rPr>
+          <w:rFonts w:ascii="Arial" w:eastAsia="Arial" w:hAnsi="Arial" w:cs="Arial"/>
+          <w:sz w:val="22"/>
+          <w:szCs w:val="22"/>
+          <w:lang w:eastAsia="en-US"/>
+        </w:rPr>
+      </w:pPr>
+    </w:p>
+    <w:p>
+      <w:pPr>
+        <w:widowControl w:val="0"/>
+        <w:autoSpaceDE w:val="0"/>
+        <w:autoSpaceDN w:val="0"/>
+        <w:spacing w:after="0"/>
+        <w:rPr>
+          <w:rFonts w:ascii="Arial" w:eastAsia="Arial" w:hAnsi="Arial" w:cs="Arial"/>
+          <w:sz w:val="22"/>
+          <w:szCs w:val="22"/>
+          <w:lang w:eastAsia="en-US"/>
+        </w:rPr>
+      </w:pPr>
+    </w:p>
+    <w:p>
+      <w:pPr>
+        <w:widowControl w:val="0"/>
+        <w:autoSpaceDE w:val="0"/>
+        <w:autoSpaceDN w:val="0"/>
+        <w:spacing w:before="6" w:after="0"/>
+        <w:rPr>
+          <w:rFonts w:ascii="Arial" w:eastAsia="Arial" w:hAnsi="Arial" w:cs="Arial"/>
+          <w:sz w:val="22"/>
+          <w:szCs w:val="22"/>
+          <w:lang w:eastAsia="en-US"/>
+        </w:rPr>
+      </w:pPr>
+    </w:p>
+    <w:p>
+      <w:pPr>
+        <w:widowControl w:val="0"/>
+        <w:autoSpaceDE w:val="0"/>
+        <w:autoSpaceDN w:val="0"/>
+        <w:spacing w:after="0" w:line="274" w:lineRule="exact"/>
+        <w:ind w:left="3626" w:right="3621"/>
+        <w:jc w:val="center"/>
+        <w:rPr>
+          <w:rFonts w:ascii="Arial" w:eastAsia="Arial" w:hAnsi="Arial" w:cs="Arial"/>
+          <w:sz w:val="22"/>
+          <w:szCs w:val="22"/>
+          <w:lang w:eastAsia="en-US"/>
+        </w:rPr>
+      </w:pPr>
+      <w:r>
+        <w:rPr>
+          <w:rFonts w:ascii="Arial" w:eastAsia="Arial" w:hAnsi="Arial" w:cs="Arial"/>
+          <w:sz w:val="22"/>
+          <w:szCs w:val="22"/>
+          <w:lang w:eastAsia="en-US"/>
+        </w:rPr>
+        <w:t>Lima – Perú 202</w:t>
+      </w:r>
+      <w:r>
+        <w:rPr>
+          <w:rFonts w:ascii="Arial" w:eastAsia="Arial" w:hAnsi="Arial" w:cs="Arial"/>
+          <w:sz w:val="22"/>
+          <w:szCs w:val="22"/>
+          <w:lang w:eastAsia="en-US"/>
+        </w:rPr>
+        <w:t>6</w:t>
+      </w:r>
+    </w:p>
+    <w:p>
+      <w:pPr>
+        <w:rPr>
+          <w:rFonts w:ascii="Arial" w:eastAsia="Arial" w:hAnsi="Arial" w:cs="Arial"/>
+          <w:sz w:val="22"/>
+          <w:szCs w:val="22"/>
+          <w:lang w:eastAsia="en-US"/>
+        </w:rPr>
+      </w:pPr>
+      <w:r>
+        <w:rPr>
+          <w:rFonts w:ascii="Arial" w:eastAsia="Arial" w:hAnsi="Arial" w:cs="Arial"/>
+          <w:sz w:val="22"/>
+          <w:szCs w:val="22"/>
+          <w:lang w:eastAsia="en-US"/>
         </w:rPr>
         <w:br w:type="page"/>
       </w:r>
     </w:p>
-    <w:bookmarkEnd w:id="2" w:displacedByCustomXml="next"/>
-    <w:bookmarkStart w:id="3" w:name="objetivos" w:displacedByCustomXml="next"/>
     <w:sdt>
       <w:sdtPr>
         <w:rPr>
@@ -2016,7 +2698,7 @@
           <w:color w:val="auto"/>
         </w:rPr>
       </w:pPr>
-      <w:bookmarkStart w:id="4" w:name="_Toc235008367"/>
+      <w:bookmarkStart w:id="3" w:name="_Toc235008367"/>
       <w:r>
         <w:rPr>
           <w:rFonts w:ascii="Arial" w:hAnsi="Arial" w:cs="Arial"/>
@@ -2025,10 +2707,59 @@
         <w:lastRenderedPageBreak/>
         <w:t>Objetivos</w:t>
       </w:r>
+      <w:bookmarkEnd w:id="3"/>
+    </w:p>
+    <w:p>
+      <w:pPr>
+        <w:pStyle w:val="Ttulo3"/>
+        <w:spacing w:line="360" w:lineRule="auto"/>
+        <w:rPr>
+          <w:rFonts w:ascii="Arial" w:hAnsi="Arial" w:cs="Arial"/>
+          <w:color w:val="auto"/>
+        </w:rPr>
+      </w:pPr>
+      <w:bookmarkStart w:id="4" w:name="_Toc235008368"/>
+      <w:bookmarkStart w:id="5" w:name="objetivo-general"/>
+      <w:r>
+        <w:rPr>
+          <w:rFonts w:ascii="Arial" w:hAnsi="Arial" w:cs="Arial"/>
+          <w:color w:val="auto"/>
+        </w:rPr>
+        <w:t>Objetivo general</w:t>
+      </w:r>
       <w:bookmarkEnd w:id="4"/>
     </w:p>
     <w:p>
       <w:pPr>
+        <w:pStyle w:val="FirstParagraph"/>
+        <w:spacing w:line="360" w:lineRule="auto"/>
+        <w:rPr>
+          <w:rFonts w:ascii="Arial" w:hAnsi="Arial" w:cs="Arial"/>
+        </w:rPr>
+      </w:pPr>
+      <w:r>
+        <w:rPr>
+          <w:rFonts w:ascii="Arial" w:hAnsi="Arial" w:cs="Arial"/>
+        </w:rPr>
+        <w:t xml:space="preserve">Desarrollar una aplicación web multiusuario que permita registrar, auditar y analizar operaciones realizadas en casas de apuestas, diferenciando saldos propios, bonos, fondos retirables y obligaciones de </w:t>
+      </w:r>
+      <w:proofErr w:type="spellStart"/>
+      <w:r>
+        <w:rPr>
+          <w:rFonts w:ascii="Arial" w:hAnsi="Arial" w:cs="Arial"/>
+        </w:rPr>
+        <w:t>rollover</w:t>
+      </w:r>
+      <w:proofErr w:type="spellEnd"/>
+      <w:r>
+        <w:rPr>
+          <w:rFonts w:ascii="Arial" w:hAnsi="Arial" w:cs="Arial"/>
+        </w:rPr>
+        <w:t>, con el propósito de generar indicadores y alertas automáticas de riesgo.</w:t>
+      </w:r>
+    </w:p>
+    <w:p>
+      <w:pPr>
         <w:pStyle w:val="Ttulo3"/>
         <w:spacing w:line="360" w:lineRule="auto"/>
         <w:rPr>
@@ -2036,66 +2767,17 @@
           <w:color w:val="auto"/>
         </w:rPr>
       </w:pPr>
-      <w:bookmarkStart w:id="5" w:name="_Toc235008368"/>
-      <w:bookmarkStart w:id="6" w:name="objetivo-general"/>
+      <w:bookmarkStart w:id="6" w:name="_Toc235008369"/>
+      <w:bookmarkStart w:id="7" w:name="objetivos-específicos"/>
+      <w:bookmarkEnd w:id="5"/>
       <w:r>
         <w:rPr>
           <w:rFonts w:ascii="Arial" w:hAnsi="Arial" w:cs="Arial"/>
           <w:color w:val="auto"/>
         </w:rPr>
-        <w:t>Objetivo general</w:t>
-      </w:r>
-      <w:bookmarkEnd w:id="5"/>
-    </w:p>
-    <w:p>
-      <w:pPr>
-        <w:pStyle w:val="FirstParagraph"/>
-        <w:spacing w:line="360" w:lineRule="auto"/>
-        <w:rPr>
-          <w:rFonts w:ascii="Arial" w:hAnsi="Arial" w:cs="Arial"/>
-        </w:rPr>
-      </w:pPr>
-      <w:r>
-        <w:rPr>
-          <w:rFonts w:ascii="Arial" w:hAnsi="Arial" w:cs="Arial"/>
-        </w:rPr>
-        <w:t xml:space="preserve">Desarrollar una aplicación web multiusuario que permita registrar, auditar y analizar operaciones realizadas en casas de apuestas, diferenciando saldos propios, bonos, fondos retirables y obligaciones de </w:t>
-      </w:r>
-      <w:proofErr w:type="spellStart"/>
-      <w:r>
-        <w:rPr>
-          <w:rFonts w:ascii="Arial" w:hAnsi="Arial" w:cs="Arial"/>
-        </w:rPr>
-        <w:t>rollover</w:t>
-      </w:r>
-      <w:proofErr w:type="spellEnd"/>
-      <w:r>
-        <w:rPr>
-          <w:rFonts w:ascii="Arial" w:hAnsi="Arial" w:cs="Arial"/>
-        </w:rPr>
-        <w:t>, con el propósito de generar indicadores y alertas automáticas de riesgo.</w:t>
-      </w:r>
-    </w:p>
-    <w:p>
-      <w:pPr>
-        <w:pStyle w:val="Ttulo3"/>
-        <w:spacing w:line="360" w:lineRule="auto"/>
-        <w:rPr>
-          <w:rFonts w:ascii="Arial" w:hAnsi="Arial" w:cs="Arial"/>
-          <w:color w:val="auto"/>
-        </w:rPr>
-      </w:pPr>
-      <w:bookmarkStart w:id="7" w:name="_Toc235008369"/>
-      <w:bookmarkStart w:id="8" w:name="objetivos-específicos"/>
+        <w:t>Objetivos específicos</w:t>
+      </w:r>
       <w:bookmarkEnd w:id="6"/>
-      <w:r>
-        <w:rPr>
-          <w:rFonts w:ascii="Arial" w:hAnsi="Arial" w:cs="Arial"/>
-          <w:color w:val="auto"/>
-        </w:rPr>
-        <w:t>Objetivos específicos</w:t>
-      </w:r>
-      <w:bookmarkEnd w:id="7"/>
     </w:p>
     <w:p>
       <w:pPr>
@@ -2346,18 +3028,18 @@
           <w:color w:val="auto"/>
         </w:rPr>
       </w:pPr>
-      <w:bookmarkStart w:id="9" w:name="_Toc235008370"/>
-      <w:bookmarkStart w:id="10" w:name="proceso-a-automatizar"/>
-      <w:bookmarkEnd w:id="3"/>
+      <w:bookmarkStart w:id="8" w:name="_Toc235008370"/>
+      <w:bookmarkStart w:id="9" w:name="proceso-a-automatizar"/>
+      <w:bookmarkEnd w:id="2"/>
+      <w:bookmarkEnd w:id="7"/>
+      <w:r>
+        <w:rPr>
+          <w:rFonts w:ascii="Arial" w:hAnsi="Arial" w:cs="Arial"/>
+          <w:color w:val="auto"/>
+        </w:rPr>
+        <w:t>Proceso para automatizar</w:t>
+      </w:r>
       <w:bookmarkEnd w:id="8"/>
-      <w:r>
-        <w:rPr>
-          <w:rFonts w:ascii="Arial" w:hAnsi="Arial" w:cs="Arial"/>
-          <w:color w:val="auto"/>
-        </w:rPr>
-        <w:t>Proceso para automatizar</w:t>
-      </w:r>
-      <w:bookmarkEnd w:id="9"/>
     </w:p>
     <w:p>
       <w:pPr>
@@ -2413,8 +3095,8 @@
           <w:color w:val="auto"/>
         </w:rPr>
       </w:pPr>
-      <w:bookmarkStart w:id="11" w:name="_Toc235008371"/>
-      <w:bookmarkStart w:id="12" w:name="flujo-del-proceso-automatizado"/>
+      <w:bookmarkStart w:id="10" w:name="_Toc235008371"/>
+      <w:bookmarkStart w:id="11" w:name="flujo-del-proceso-automatizado"/>
       <w:r>
         <w:rPr>
           <w:rFonts w:ascii="Arial" w:hAnsi="Arial" w:cs="Arial"/>
@@ -2422,7 +3104,7 @@
         </w:rPr>
         <w:t>Flujo del proceso automatizado</w:t>
       </w:r>
-      <w:bookmarkEnd w:id="11"/>
+      <w:bookmarkEnd w:id="10"/>
     </w:p>
     <w:p>
       <w:pPr>
@@ -2877,17 +3559,17 @@
           <w:color w:val="auto"/>
         </w:rPr>
       </w:pPr>
-      <w:bookmarkStart w:id="13" w:name="_Toc235008372"/>
-      <w:bookmarkStart w:id="14" w:name="entradas-procesamiento-y-salidas"/>
+      <w:bookmarkStart w:id="12" w:name="_Toc235008372"/>
+      <w:bookmarkStart w:id="13" w:name="entradas-procesamiento-y-salidas"/>
+      <w:bookmarkEnd w:id="11"/>
+      <w:r>
+        <w:rPr>
+          <w:rFonts w:ascii="Arial" w:hAnsi="Arial" w:cs="Arial"/>
+          <w:color w:val="auto"/>
+        </w:rPr>
+        <w:t>Entradas, procesamiento y salidas</w:t>
+      </w:r>
       <w:bookmarkEnd w:id="12"/>
-      <w:r>
-        <w:rPr>
-          <w:rFonts w:ascii="Arial" w:hAnsi="Arial" w:cs="Arial"/>
-          <w:color w:val="auto"/>
-        </w:rPr>
-        <w:t>Entradas, procesamiento y salidas</w:t>
-      </w:r>
-      <w:bookmarkEnd w:id="13"/>
     </w:p>
     <w:tbl>
       <w:tblPr>
@@ -3202,8 +3884,8 @@
           <w:color w:val="auto"/>
         </w:rPr>
       </w:pPr>
-      <w:bookmarkStart w:id="15" w:name="diagrama-de-actividades-del-proceso"/>
-      <w:bookmarkEnd w:id="14"/>
+      <w:bookmarkStart w:id="14" w:name="diagrama-de-actividades-del-proceso"/>
+      <w:bookmarkEnd w:id="13"/>
     </w:p>
     <w:p>
       <w:pPr>
@@ -3229,7 +3911,7 @@
           <w:color w:val="auto"/>
         </w:rPr>
       </w:pPr>
-      <w:bookmarkStart w:id="16" w:name="_Toc235008373"/>
+      <w:bookmarkStart w:id="15" w:name="_Toc235008373"/>
       <w:r>
         <w:rPr>
           <w:rFonts w:ascii="Arial" w:hAnsi="Arial" w:cs="Arial"/>
@@ -3238,7 +3920,7 @@
         <w:lastRenderedPageBreak/>
         <w:t>Diagrama de actividades del proceso</w:t>
       </w:r>
-      <w:bookmarkEnd w:id="16"/>
+      <w:bookmarkEnd w:id="15"/>
     </w:p>
     <w:p>
       <w:pPr>
@@ -3268,7 +3950,7 @@
                     <pic:cNvPicPr/>
                   </pic:nvPicPr>
                   <pic:blipFill rotWithShape="1">
-                    <a:blip r:embed="rId6"/>
+                    <a:blip r:embed="rId7"/>
                     <a:srcRect t="3136"/>
                     <a:stretch>
                       <a:fillRect/>
@@ -3322,10 +4004,10 @@
           <w:color w:val="auto"/>
         </w:rPr>
       </w:pPr>
-      <w:bookmarkStart w:id="17" w:name="_Toc235008374"/>
-      <w:bookmarkStart w:id="18" w:name="metodología-de-desarrollo"/>
-      <w:bookmarkEnd w:id="10"/>
-      <w:bookmarkEnd w:id="15"/>
+      <w:bookmarkStart w:id="16" w:name="_Toc235008374"/>
+      <w:bookmarkStart w:id="17" w:name="metodología-de-desarrollo"/>
+      <w:bookmarkEnd w:id="9"/>
+      <w:bookmarkEnd w:id="14"/>
       <w:r>
         <w:rPr>
           <w:rFonts w:ascii="Arial" w:hAnsi="Arial" w:cs="Arial"/>
@@ -3334,7 +4016,7 @@
         <w:lastRenderedPageBreak/>
         <w:t>Metodología de desarrollo</w:t>
       </w:r>
-      <w:bookmarkEnd w:id="17"/>
+      <w:bookmarkEnd w:id="16"/>
     </w:p>
     <w:p>
       <w:pPr>
@@ -3496,8 +4178,8 @@
           <w:rFonts w:ascii="Arial" w:hAnsi="Arial" w:cs="Arial"/>
         </w:rPr>
       </w:pPr>
-      <w:bookmarkStart w:id="19" w:name="estructura-del-informe"/>
-      <w:bookmarkEnd w:id="18"/>
+      <w:bookmarkStart w:id="18" w:name="estructura-del-informe"/>
+      <w:bookmarkEnd w:id="17"/>
     </w:p>
     <w:p>
       <w:pPr>
@@ -3507,10 +4189,10 @@
           <w:szCs w:val="40"/>
         </w:rPr>
       </w:pPr>
-      <w:bookmarkStart w:id="20" w:name="_Toc235008375"/>
-      <w:bookmarkStart w:id="21" w:name="X33bb39cb7dd17c67bedae4d8f6f66bd266f1e4a"/>
+      <w:bookmarkStart w:id="19" w:name="_Toc235008375"/>
+      <w:bookmarkStart w:id="20" w:name="X33bb39cb7dd17c67bedae4d8f6f66bd266f1e4a"/>
       <w:bookmarkEnd w:id="1"/>
-      <w:bookmarkEnd w:id="19"/>
+      <w:bookmarkEnd w:id="18"/>
       <w:r>
         <w:rPr>
           <w:rFonts w:ascii="Arial" w:hAnsi="Arial" w:cs="Arial"/>
@@ -3536,7 +4218,7 @@
         <w:lastRenderedPageBreak/>
         <w:t>CAPÍTULO I: CONTEXTO Y ALCANCE DEL PROYECTO</w:t>
       </w:r>
-      <w:bookmarkEnd w:id="20"/>
+      <w:bookmarkEnd w:id="19"/>
     </w:p>
     <w:p>
       <w:pPr>
@@ -3547,8 +4229,8 @@
           <w:color w:val="auto"/>
         </w:rPr>
       </w:pPr>
-      <w:bookmarkStart w:id="22" w:name="_Toc235008376"/>
-      <w:bookmarkStart w:id="23" w:name="informe-situacional-de-la-solución"/>
+      <w:bookmarkStart w:id="21" w:name="_Toc235008376"/>
+      <w:bookmarkStart w:id="22" w:name="informe-situacional-de-la-solución"/>
       <w:r>
         <w:rPr>
           <w:rFonts w:ascii="Arial" w:hAnsi="Arial" w:cs="Arial"/>
@@ -3556,7 +4238,7 @@
         </w:rPr>
         <w:t>1.1 Informe situacional de la solución</w:t>
       </w:r>
-      <w:bookmarkEnd w:id="22"/>
+      <w:bookmarkEnd w:id="21"/>
     </w:p>
     <w:p>
       <w:pPr>
@@ -3567,8 +4249,8 @@
           <w:color w:val="auto"/>
         </w:rPr>
       </w:pPr>
-      <w:bookmarkStart w:id="24" w:name="_Toc235008377"/>
-      <w:bookmarkStart w:id="25" w:name="alcance-del-negocio"/>
+      <w:bookmarkStart w:id="23" w:name="_Toc235008377"/>
+      <w:bookmarkStart w:id="24" w:name="alcance-del-negocio"/>
       <w:r>
         <w:rPr>
           <w:rFonts w:ascii="Arial" w:hAnsi="Arial" w:cs="Arial"/>
@@ -3576,7 +4258,7 @@
         </w:rPr>
         <w:t>1.1.1 Alcance del negocio</w:t>
       </w:r>
-      <w:bookmarkEnd w:id="24"/>
+      <w:bookmarkEnd w:id="23"/>
     </w:p>
     <w:p>
       <w:pPr>
@@ -3864,9 +4546,9 @@
           <w:color w:val="auto"/>
         </w:rPr>
       </w:pPr>
-      <w:bookmarkStart w:id="26" w:name="_Toc235008378"/>
-      <w:bookmarkStart w:id="27" w:name="ubicación-e-historia-de-la-iniciativa"/>
-      <w:bookmarkEnd w:id="25"/>
+      <w:bookmarkStart w:id="25" w:name="_Toc235008378"/>
+      <w:bookmarkStart w:id="26" w:name="ubicación-e-historia-de-la-iniciativa"/>
+      <w:bookmarkEnd w:id="24"/>
       <w:r>
         <w:rPr>
           <w:rFonts w:ascii="Arial" w:hAnsi="Arial" w:cs="Arial"/>
@@ -3875,7 +4557,7 @@
         <w:lastRenderedPageBreak/>
         <w:t>1.1.2 Ubicación e historia de la iniciativa</w:t>
       </w:r>
-      <w:bookmarkEnd w:id="26"/>
+      <w:bookmarkEnd w:id="25"/>
     </w:p>
     <w:p>
       <w:pPr>
@@ -4000,17 +4682,17 @@
           <w:color w:val="auto"/>
         </w:rPr>
       </w:pPr>
-      <w:bookmarkStart w:id="28" w:name="_Toc235008379"/>
-      <w:bookmarkStart w:id="29" w:name="descripción-de-la-operación"/>
+      <w:bookmarkStart w:id="27" w:name="_Toc235008379"/>
+      <w:bookmarkStart w:id="28" w:name="descripción-de-la-operación"/>
+      <w:bookmarkEnd w:id="26"/>
+      <w:r>
+        <w:rPr>
+          <w:rFonts w:ascii="Arial" w:hAnsi="Arial" w:cs="Arial"/>
+          <w:color w:val="auto"/>
+        </w:rPr>
+        <w:t>1.1.3 Descripción de la operación</w:t>
+      </w:r>
       <w:bookmarkEnd w:id="27"/>
-      <w:r>
-        <w:rPr>
-          <w:rFonts w:ascii="Arial" w:hAnsi="Arial" w:cs="Arial"/>
-          <w:color w:val="auto"/>
-        </w:rPr>
-        <w:t>1.1.3 Descripción de la operación</w:t>
-      </w:r>
-      <w:bookmarkEnd w:id="28"/>
     </w:p>
     <w:p>
       <w:pPr>
@@ -4326,11 +5008,11 @@
           <w:color w:val="auto"/>
         </w:rPr>
       </w:pPr>
-      <w:bookmarkStart w:id="30" w:name="_Toc235008380"/>
-      <w:bookmarkStart w:id="31" w:name="X0fe16e3269e88892dddfd8759d94872f9cf2271"/>
-      <w:bookmarkEnd w:id="21"/>
-      <w:bookmarkEnd w:id="23"/>
-      <w:bookmarkEnd w:id="29"/>
+      <w:bookmarkStart w:id="29" w:name="_Toc235008380"/>
+      <w:bookmarkStart w:id="30" w:name="X0fe16e3269e88892dddfd8759d94872f9cf2271"/>
+      <w:bookmarkEnd w:id="20"/>
+      <w:bookmarkEnd w:id="22"/>
+      <w:bookmarkEnd w:id="28"/>
       <w:r>
         <w:rPr>
           <w:rFonts w:ascii="Arial" w:hAnsi="Arial" w:cs="Arial"/>
@@ -4339,7 +5021,7 @@
         <w:lastRenderedPageBreak/>
         <w:t>CAPÍTULO II: SITUACIÓN PROBLEMÁTICA Y PROPUESTA DE AUTOMATIZACIÓN</w:t>
       </w:r>
-      <w:bookmarkEnd w:id="30"/>
+      <w:bookmarkEnd w:id="29"/>
     </w:p>
     <w:p>
       <w:pPr>
@@ -4350,8 +5032,8 @@
           <w:color w:val="auto"/>
         </w:rPr>
       </w:pPr>
-      <w:bookmarkStart w:id="32" w:name="_Toc235008381"/>
-      <w:bookmarkStart w:id="33" w:name="situación-problemática"/>
+      <w:bookmarkStart w:id="31" w:name="_Toc235008381"/>
+      <w:bookmarkStart w:id="32" w:name="situación-problemática"/>
       <w:r>
         <w:rPr>
           <w:rFonts w:ascii="Arial" w:hAnsi="Arial" w:cs="Arial"/>
@@ -4359,7 +5041,7 @@
         </w:rPr>
         <w:t>2.1 Situación problemática</w:t>
       </w:r>
-      <w:bookmarkEnd w:id="32"/>
+      <w:bookmarkEnd w:id="31"/>
     </w:p>
     <w:p>
       <w:pPr>
@@ -4370,8 +5052,8 @@
           <w:color w:val="auto"/>
         </w:rPr>
       </w:pPr>
-      <w:bookmarkStart w:id="34" w:name="_Toc235008382"/>
-      <w:bookmarkStart w:id="35" w:name="opacidad-transaccional"/>
+      <w:bookmarkStart w:id="33" w:name="_Toc235008382"/>
+      <w:bookmarkStart w:id="34" w:name="opacidad-transaccional"/>
       <w:r>
         <w:rPr>
           <w:rFonts w:ascii="Arial" w:hAnsi="Arial" w:cs="Arial"/>
@@ -4379,66 +5061,66 @@
         </w:rPr>
         <w:t>2.1.1 Opacidad transaccional</w:t>
       </w:r>
+      <w:bookmarkEnd w:id="33"/>
+    </w:p>
+    <w:p>
+      <w:pPr>
+        <w:pStyle w:val="FirstParagraph"/>
+        <w:spacing w:line="360" w:lineRule="auto"/>
+        <w:rPr>
+          <w:rFonts w:ascii="Arial" w:hAnsi="Arial" w:cs="Arial"/>
+        </w:rPr>
+      </w:pPr>
+      <w:r>
+        <w:rPr>
+          <w:rFonts w:ascii="Arial" w:hAnsi="Arial" w:cs="Arial"/>
+        </w:rPr>
+        <w:t>El usuario puede mantener actividad simultánea en varias plataformas. Cada una presenta sus movimientos con formatos, conceptos y reglas particulares. Como consecuencia, la persona no dispone de una visión consolidada de cuánto depositó, cuánto retiró, cuánto mantiene expuesto y cuál es su resultado neto real.</w:t>
+      </w:r>
+    </w:p>
+    <w:p>
+      <w:pPr>
+        <w:pStyle w:val="Textoindependiente"/>
+        <w:spacing w:line="360" w:lineRule="auto"/>
+        <w:rPr>
+          <w:rFonts w:ascii="Arial" w:hAnsi="Arial" w:cs="Arial"/>
+        </w:rPr>
+      </w:pPr>
+      <w:r>
+        <w:rPr>
+          <w:rFonts w:ascii="Arial" w:hAnsi="Arial" w:cs="Arial"/>
+        </w:rPr>
+        <w:t>La fragmentación de la información produce una opacidad práctica: los datos existen, pero no se transforman automáticamente en una explicación financiera comprensible. El usuario debe reconstruir manualmente el historial, distinguir capital propio de fondos promocionales y comparar movimientos entre plataformas.</w:t>
+      </w:r>
+    </w:p>
+    <w:p>
+      <w:pPr>
+        <w:pStyle w:val="Ttulo3"/>
+        <w:spacing w:line="360" w:lineRule="auto"/>
+        <w:rPr>
+          <w:rFonts w:ascii="Arial" w:hAnsi="Arial" w:cs="Arial"/>
+          <w:color w:val="auto"/>
+        </w:rPr>
+      </w:pPr>
+      <w:bookmarkStart w:id="35" w:name="_Toc235008383"/>
+      <w:bookmarkStart w:id="36" w:name="congelamiento-asimétrico-por-rollover"/>
       <w:bookmarkEnd w:id="34"/>
-    </w:p>
-    <w:p>
-      <w:pPr>
-        <w:pStyle w:val="FirstParagraph"/>
-        <w:spacing w:line="360" w:lineRule="auto"/>
-        <w:rPr>
-          <w:rFonts w:ascii="Arial" w:hAnsi="Arial" w:cs="Arial"/>
-        </w:rPr>
-      </w:pPr>
-      <w:r>
-        <w:rPr>
-          <w:rFonts w:ascii="Arial" w:hAnsi="Arial" w:cs="Arial"/>
-        </w:rPr>
-        <w:t>El usuario puede mantener actividad simultánea en varias plataformas. Cada una presenta sus movimientos con formatos, conceptos y reglas particulares. Como consecuencia, la persona no dispone de una visión consolidada de cuánto depositó, cuánto retiró, cuánto mantiene expuesto y cuál es su resultado neto real.</w:t>
-      </w:r>
-    </w:p>
-    <w:p>
-      <w:pPr>
-        <w:pStyle w:val="Textoindependiente"/>
-        <w:spacing w:line="360" w:lineRule="auto"/>
-        <w:rPr>
-          <w:rFonts w:ascii="Arial" w:hAnsi="Arial" w:cs="Arial"/>
-        </w:rPr>
-      </w:pPr>
-      <w:r>
-        <w:rPr>
-          <w:rFonts w:ascii="Arial" w:hAnsi="Arial" w:cs="Arial"/>
-        </w:rPr>
-        <w:t>La fragmentación de la información produce una opacidad práctica: los datos existen, pero no se transforman automáticamente en una explicación financiera comprensible. El usuario debe reconstruir manualmente el historial, distinguir capital propio de fondos promocionales y comparar movimientos entre plataformas.</w:t>
-      </w:r>
-    </w:p>
-    <w:p>
-      <w:pPr>
-        <w:pStyle w:val="Ttulo3"/>
-        <w:spacing w:line="360" w:lineRule="auto"/>
+      <w:r>
         <w:rPr>
           <w:rFonts w:ascii="Arial" w:hAnsi="Arial" w:cs="Arial"/>
           <w:color w:val="auto"/>
         </w:rPr>
-      </w:pPr>
-      <w:bookmarkStart w:id="36" w:name="_Toc235008383"/>
-      <w:bookmarkStart w:id="37" w:name="congelamiento-asimétrico-por-rollover"/>
+        <w:t xml:space="preserve">2.1.2 Congelamiento asimétrico por </w:t>
+      </w:r>
+      <w:proofErr w:type="spellStart"/>
+      <w:r>
+        <w:rPr>
+          <w:rFonts w:ascii="Arial" w:hAnsi="Arial" w:cs="Arial"/>
+          <w:color w:val="auto"/>
+        </w:rPr>
+        <w:t>rollover</w:t>
+      </w:r>
       <w:bookmarkEnd w:id="35"/>
-      <w:r>
-        <w:rPr>
-          <w:rFonts w:ascii="Arial" w:hAnsi="Arial" w:cs="Arial"/>
-          <w:color w:val="auto"/>
-        </w:rPr>
-        <w:t xml:space="preserve">2.1.2 Congelamiento asimétrico por </w:t>
-      </w:r>
-      <w:proofErr w:type="spellStart"/>
-      <w:r>
-        <w:rPr>
-          <w:rFonts w:ascii="Arial" w:hAnsi="Arial" w:cs="Arial"/>
-          <w:color w:val="auto"/>
-        </w:rPr>
-        <w:t>rollover</w:t>
-      </w:r>
-      <w:bookmarkEnd w:id="36"/>
       <w:proofErr w:type="spellEnd"/>
     </w:p>
     <w:p>
@@ -4646,9 +5328,9 @@
           <w:color w:val="auto"/>
         </w:rPr>
       </w:pPr>
-      <w:bookmarkStart w:id="38" w:name="_Toc235008384"/>
-      <w:bookmarkStart w:id="39" w:name="sesgo-de-ilusión-de-ganancia"/>
-      <w:bookmarkEnd w:id="37"/>
+      <w:bookmarkStart w:id="37" w:name="_Toc235008384"/>
+      <w:bookmarkStart w:id="38" w:name="sesgo-de-ilusión-de-ganancia"/>
+      <w:bookmarkEnd w:id="36"/>
       <w:r>
         <w:rPr>
           <w:rFonts w:ascii="Arial" w:hAnsi="Arial" w:cs="Arial"/>
@@ -4657,7 +5339,7 @@
         <w:lastRenderedPageBreak/>
         <w:t>2.1.3 Sesgo de ilusión de ganancia</w:t>
       </w:r>
-      <w:bookmarkEnd w:id="38"/>
+      <w:bookmarkEnd w:id="37"/>
     </w:p>
     <w:p>
       <w:pPr>
@@ -4808,17 +5490,17 @@
           <w:color w:val="auto"/>
         </w:rPr>
       </w:pPr>
-      <w:bookmarkStart w:id="40" w:name="_Toc235008385"/>
-      <w:bookmarkStart w:id="41" w:name="otros-riesgos-identificados"/>
+      <w:bookmarkStart w:id="39" w:name="_Toc235008385"/>
+      <w:bookmarkStart w:id="40" w:name="otros-riesgos-identificados"/>
+      <w:bookmarkEnd w:id="38"/>
+      <w:r>
+        <w:rPr>
+          <w:rFonts w:ascii="Arial" w:hAnsi="Arial" w:cs="Arial"/>
+          <w:color w:val="auto"/>
+        </w:rPr>
+        <w:t>2.1.4 Otros riesgos identificados</w:t>
+      </w:r>
       <w:bookmarkEnd w:id="39"/>
-      <w:r>
-        <w:rPr>
-          <w:rFonts w:ascii="Arial" w:hAnsi="Arial" w:cs="Arial"/>
-          <w:color w:val="auto"/>
-        </w:rPr>
-        <w:t>2.1.4 Otros riesgos identificados</w:t>
-      </w:r>
-      <w:bookmarkEnd w:id="40"/>
     </w:p>
     <w:p>
       <w:pPr>
@@ -4989,10 +5671,10 @@
           <w:color w:val="auto"/>
         </w:rPr>
       </w:pPr>
-      <w:bookmarkStart w:id="42" w:name="_Toc235008386"/>
-      <w:bookmarkStart w:id="43" w:name="X7b6929ad6a630cd1d5a04e6731961e6e7051e5f"/>
-      <w:bookmarkEnd w:id="33"/>
-      <w:bookmarkEnd w:id="41"/>
+      <w:bookmarkStart w:id="41" w:name="_Toc235008386"/>
+      <w:bookmarkStart w:id="42" w:name="X7b6929ad6a630cd1d5a04e6731961e6e7051e5f"/>
+      <w:bookmarkEnd w:id="32"/>
+      <w:bookmarkEnd w:id="40"/>
       <w:r>
         <w:rPr>
           <w:rFonts w:ascii="Arial" w:hAnsi="Arial" w:cs="Arial"/>
@@ -5001,7 +5683,7 @@
         <w:lastRenderedPageBreak/>
         <w:t>2.2 Proceso a solucionar mediante automatización</w:t>
       </w:r>
-      <w:bookmarkEnd w:id="42"/>
+      <w:bookmarkEnd w:id="41"/>
     </w:p>
     <w:p>
       <w:pPr>
@@ -5012,8 +5694,8 @@
           <w:color w:val="auto"/>
         </w:rPr>
       </w:pPr>
-      <w:bookmarkStart w:id="44" w:name="_Toc235008387"/>
-      <w:bookmarkStart w:id="45" w:name="flujo-automatizado"/>
+      <w:bookmarkStart w:id="43" w:name="_Toc235008387"/>
+      <w:bookmarkStart w:id="44" w:name="flujo-automatizado"/>
       <w:r>
         <w:rPr>
           <w:rFonts w:ascii="Arial" w:hAnsi="Arial" w:cs="Arial"/>
@@ -5021,7 +5703,7 @@
         </w:rPr>
         <w:t>2.2.1 Flujo automatizado</w:t>
       </w:r>
-      <w:bookmarkEnd w:id="44"/>
+      <w:bookmarkEnd w:id="43"/>
     </w:p>
     <w:p>
       <w:pPr>
@@ -5032,7 +5714,7 @@
           <w:color w:val="auto"/>
         </w:rPr>
       </w:pPr>
-      <w:bookmarkStart w:id="46" w:name="etapa-1-recepción-de-datos"/>
+      <w:bookmarkStart w:id="45" w:name="etapa-1-recepción-de-datos"/>
       <w:r>
         <w:rPr>
           <w:rFonts w:ascii="Arial" w:hAnsi="Arial" w:cs="Arial"/>
@@ -5302,8 +5984,8 @@
           <w:color w:val="auto"/>
         </w:rPr>
       </w:pPr>
-      <w:bookmarkStart w:id="47" w:name="X4adb03265adf92e0cb2b30bb2cce8b1d0269a0d"/>
-      <w:bookmarkEnd w:id="46"/>
+      <w:bookmarkStart w:id="46" w:name="X4adb03265adf92e0cb2b30bb2cce8b1d0269a0d"/>
+      <w:bookmarkEnd w:id="45"/>
       <w:r>
         <w:rPr>
           <w:rFonts w:ascii="Arial" w:hAnsi="Arial" w:cs="Arial"/>
@@ -5516,8 +6198,8 @@
           <w:color w:val="auto"/>
         </w:rPr>
       </w:pPr>
-      <w:bookmarkStart w:id="48" w:name="etapa-3-validación-de-la-entidad"/>
-      <w:bookmarkEnd w:id="47"/>
+      <w:bookmarkStart w:id="47" w:name="etapa-3-validación-de-la-entidad"/>
+      <w:bookmarkEnd w:id="46"/>
       <w:r>
         <w:rPr>
           <w:rFonts w:ascii="Arial" w:hAnsi="Arial" w:cs="Arial"/>
@@ -5566,8 +6248,8 @@
           <w:color w:val="auto"/>
         </w:rPr>
       </w:pPr>
-      <w:bookmarkStart w:id="49" w:name="etapa-4-aplicación-de-reglas-financieras"/>
-      <w:bookmarkEnd w:id="48"/>
+      <w:bookmarkStart w:id="48" w:name="etapa-4-aplicación-de-reglas-financieras"/>
+      <w:bookmarkEnd w:id="47"/>
       <w:r>
         <w:rPr>
           <w:rFonts w:ascii="Arial" w:hAnsi="Arial" w:cs="Arial"/>
@@ -5846,86 +6528,86 @@
           <w:color w:val="auto"/>
         </w:rPr>
       </w:pPr>
-      <w:bookmarkStart w:id="50" w:name="etapa-5-persistencia-transaccional"/>
+      <w:bookmarkStart w:id="49" w:name="etapa-5-persistencia-transaccional"/>
+      <w:bookmarkEnd w:id="48"/>
+      <w:r>
+        <w:rPr>
+          <w:rFonts w:ascii="Arial" w:hAnsi="Arial" w:cs="Arial"/>
+          <w:color w:val="auto"/>
+        </w:rPr>
+        <w:t>Etapa 5: persistencia transaccional</w:t>
+      </w:r>
+    </w:p>
+    <w:p>
+      <w:pPr>
+        <w:pStyle w:val="FirstParagraph"/>
+        <w:spacing w:line="360" w:lineRule="auto"/>
+        <w:rPr>
+          <w:rFonts w:ascii="Arial" w:hAnsi="Arial" w:cs="Arial"/>
+        </w:rPr>
+      </w:pPr>
+      <w:r>
+        <w:rPr>
+          <w:rFonts w:ascii="Arial" w:hAnsi="Arial" w:cs="Arial"/>
+        </w:rPr>
+        <w:t xml:space="preserve">Las operaciones se ejecutan dentro de </w:t>
+      </w:r>
+      <w:proofErr w:type="spellStart"/>
+      <w:r>
+        <w:rPr>
+          <w:rFonts w:ascii="Arial" w:hAnsi="Arial" w:cs="Arial"/>
+        </w:rPr>
+        <w:t>context</w:t>
+      </w:r>
+      <w:proofErr w:type="spellEnd"/>
+      <w:r>
+        <w:rPr>
+          <w:rFonts w:ascii="Arial" w:hAnsi="Arial" w:cs="Arial"/>
+        </w:rPr>
+        <w:t xml:space="preserve"> managers de conexión. Si todas las instrucciones terminan correctamente, se confirma la transacción mediante </w:t>
+      </w:r>
+      <w:proofErr w:type="spellStart"/>
+      <w:r>
+        <w:rPr>
+          <w:rStyle w:val="VerbatimChar"/>
+          <w:rFonts w:ascii="Arial" w:hAnsi="Arial" w:cs="Arial"/>
+        </w:rPr>
+        <w:t>commit</w:t>
+      </w:r>
+      <w:proofErr w:type="spellEnd"/>
+      <w:r>
+        <w:rPr>
+          <w:rFonts w:ascii="Arial" w:hAnsi="Arial" w:cs="Arial"/>
+        </w:rPr>
+        <w:t xml:space="preserve">. Si ocurre una excepción, se ejecuta </w:t>
+      </w:r>
+      <w:proofErr w:type="spellStart"/>
+      <w:r>
+        <w:rPr>
+          <w:rStyle w:val="VerbatimChar"/>
+          <w:rFonts w:ascii="Arial" w:hAnsi="Arial" w:cs="Arial"/>
+        </w:rPr>
+        <w:t>rollback</w:t>
+      </w:r>
+      <w:proofErr w:type="spellEnd"/>
+      <w:r>
+        <w:rPr>
+          <w:rFonts w:ascii="Arial" w:hAnsi="Arial" w:cs="Arial"/>
+        </w:rPr>
+        <w:t>, evitando actualizaciones parciales de saldos e historial.</w:t>
+      </w:r>
+    </w:p>
+    <w:p>
+      <w:pPr>
+        <w:pStyle w:val="Ttulo4"/>
+        <w:spacing w:line="360" w:lineRule="auto"/>
+        <w:rPr>
+          <w:rFonts w:ascii="Arial" w:hAnsi="Arial" w:cs="Arial"/>
+          <w:color w:val="auto"/>
+        </w:rPr>
+      </w:pPr>
+      <w:bookmarkStart w:id="50" w:name="etapa-6-construcción-analítica"/>
       <w:bookmarkEnd w:id="49"/>
-      <w:r>
-        <w:rPr>
-          <w:rFonts w:ascii="Arial" w:hAnsi="Arial" w:cs="Arial"/>
-          <w:color w:val="auto"/>
-        </w:rPr>
-        <w:t>Etapa 5: persistencia transaccional</w:t>
-      </w:r>
-    </w:p>
-    <w:p>
-      <w:pPr>
-        <w:pStyle w:val="FirstParagraph"/>
-        <w:spacing w:line="360" w:lineRule="auto"/>
-        <w:rPr>
-          <w:rFonts w:ascii="Arial" w:hAnsi="Arial" w:cs="Arial"/>
-        </w:rPr>
-      </w:pPr>
-      <w:r>
-        <w:rPr>
-          <w:rFonts w:ascii="Arial" w:hAnsi="Arial" w:cs="Arial"/>
-        </w:rPr>
-        <w:t xml:space="preserve">Las operaciones se ejecutan dentro de </w:t>
-      </w:r>
-      <w:proofErr w:type="spellStart"/>
-      <w:r>
-        <w:rPr>
-          <w:rFonts w:ascii="Arial" w:hAnsi="Arial" w:cs="Arial"/>
-        </w:rPr>
-        <w:t>context</w:t>
-      </w:r>
-      <w:proofErr w:type="spellEnd"/>
-      <w:r>
-        <w:rPr>
-          <w:rFonts w:ascii="Arial" w:hAnsi="Arial" w:cs="Arial"/>
-        </w:rPr>
-        <w:t xml:space="preserve"> managers de conexión. Si todas las instrucciones terminan correctamente, se confirma la transacción mediante </w:t>
-      </w:r>
-      <w:proofErr w:type="spellStart"/>
-      <w:r>
-        <w:rPr>
-          <w:rStyle w:val="VerbatimChar"/>
-          <w:rFonts w:ascii="Arial" w:hAnsi="Arial" w:cs="Arial"/>
-        </w:rPr>
-        <w:t>commit</w:t>
-      </w:r>
-      <w:proofErr w:type="spellEnd"/>
-      <w:r>
-        <w:rPr>
-          <w:rFonts w:ascii="Arial" w:hAnsi="Arial" w:cs="Arial"/>
-        </w:rPr>
-        <w:t xml:space="preserve">. Si ocurre una excepción, se ejecuta </w:t>
-      </w:r>
-      <w:proofErr w:type="spellStart"/>
-      <w:r>
-        <w:rPr>
-          <w:rStyle w:val="VerbatimChar"/>
-          <w:rFonts w:ascii="Arial" w:hAnsi="Arial" w:cs="Arial"/>
-        </w:rPr>
-        <w:t>rollback</w:t>
-      </w:r>
-      <w:proofErr w:type="spellEnd"/>
-      <w:r>
-        <w:rPr>
-          <w:rFonts w:ascii="Arial" w:hAnsi="Arial" w:cs="Arial"/>
-        </w:rPr>
-        <w:t>, evitando actualizaciones parciales de saldos e historial.</w:t>
-      </w:r>
-    </w:p>
-    <w:p>
-      <w:pPr>
-        <w:pStyle w:val="Ttulo4"/>
-        <w:spacing w:line="360" w:lineRule="auto"/>
-        <w:rPr>
-          <w:rFonts w:ascii="Arial" w:hAnsi="Arial" w:cs="Arial"/>
-          <w:color w:val="auto"/>
-        </w:rPr>
-      </w:pPr>
-      <w:bookmarkStart w:id="51" w:name="etapa-6-construcción-analítica"/>
-      <w:bookmarkEnd w:id="50"/>
       <w:r>
         <w:rPr>
           <w:rFonts w:ascii="Arial" w:hAnsi="Arial" w:cs="Arial"/>
@@ -6010,8 +6692,8 @@
           <w:color w:val="auto"/>
         </w:rPr>
       </w:pPr>
-      <w:bookmarkStart w:id="52" w:name="etapa-7-activación-de-alertas"/>
-      <w:bookmarkEnd w:id="51"/>
+      <w:bookmarkStart w:id="51" w:name="etapa-7-activación-de-alertas"/>
+      <w:bookmarkEnd w:id="50"/>
       <w:r>
         <w:rPr>
           <w:rFonts w:ascii="Arial" w:hAnsi="Arial" w:cs="Arial"/>
@@ -6057,11 +6739,11 @@
           <w:szCs w:val="40"/>
         </w:rPr>
       </w:pPr>
-      <w:bookmarkStart w:id="53" w:name="X14af0279e0539d2412a53943b1e33dd760378a2"/>
-      <w:bookmarkEnd w:id="31"/>
-      <w:bookmarkEnd w:id="43"/>
-      <w:bookmarkEnd w:id="45"/>
-      <w:bookmarkEnd w:id="52"/>
+      <w:bookmarkStart w:id="52" w:name="X14af0279e0539d2412a53943b1e33dd760378a2"/>
+      <w:bookmarkEnd w:id="30"/>
+      <w:bookmarkEnd w:id="42"/>
+      <w:bookmarkEnd w:id="44"/>
+      <w:bookmarkEnd w:id="51"/>
       <w:r>
         <w:rPr>
           <w:rFonts w:ascii="Arial" w:hAnsi="Arial" w:cs="Arial"/>
@@ -6079,7 +6761,7 @@
           <w:color w:val="auto"/>
         </w:rPr>
       </w:pPr>
-      <w:bookmarkStart w:id="54" w:name="_Toc235008388"/>
+      <w:bookmarkStart w:id="53" w:name="_Toc235008388"/>
       <w:r>
         <w:rPr>
           <w:rFonts w:ascii="Arial" w:hAnsi="Arial" w:cs="Arial"/>
@@ -6088,80 +6770,80 @@
         <w:lastRenderedPageBreak/>
         <w:t>CAPÍTULO III: MODELAMIENTO ORIENTADO A OBJETOS</w:t>
       </w:r>
+      <w:bookmarkEnd w:id="53"/>
+    </w:p>
+    <w:p>
+      <w:pPr>
+        <w:pStyle w:val="Ttulo2"/>
+        <w:spacing w:line="360" w:lineRule="auto"/>
+        <w:rPr>
+          <w:rFonts w:ascii="Arial" w:hAnsi="Arial" w:cs="Arial"/>
+          <w:color w:val="auto"/>
+        </w:rPr>
+      </w:pPr>
+      <w:bookmarkStart w:id="54" w:name="_Toc235008389"/>
+      <w:bookmarkStart w:id="55" w:name="descripción-de-componentes-poo"/>
+      <w:r>
+        <w:rPr>
+          <w:rFonts w:ascii="Arial" w:hAnsi="Arial" w:cs="Arial"/>
+          <w:color w:val="auto"/>
+        </w:rPr>
+        <w:t>3.1 Descripción de componentes POO</w:t>
+      </w:r>
       <w:bookmarkEnd w:id="54"/>
     </w:p>
     <w:p>
       <w:pPr>
-        <w:pStyle w:val="Ttulo2"/>
+        <w:pStyle w:val="Ttulo3"/>
         <w:spacing w:line="360" w:lineRule="auto"/>
         <w:rPr>
           <w:rFonts w:ascii="Arial" w:hAnsi="Arial" w:cs="Arial"/>
           <w:color w:val="auto"/>
         </w:rPr>
       </w:pPr>
-      <w:bookmarkStart w:id="55" w:name="_Toc235008389"/>
-      <w:bookmarkStart w:id="56" w:name="descripción-de-componentes-poo"/>
+      <w:bookmarkStart w:id="56" w:name="_Toc235008390"/>
+      <w:bookmarkStart w:id="57" w:name="modelo-conceptual-académico"/>
       <w:r>
         <w:rPr>
           <w:rFonts w:ascii="Arial" w:hAnsi="Arial" w:cs="Arial"/>
           <w:color w:val="auto"/>
         </w:rPr>
-        <w:t>3.1 Descripción de componentes POO</w:t>
-      </w:r>
-      <w:bookmarkEnd w:id="55"/>
-    </w:p>
-    <w:p>
-      <w:pPr>
-        <w:pStyle w:val="Ttulo3"/>
-        <w:spacing w:line="360" w:lineRule="auto"/>
+        <w:t>3.1.1 Modelo conceptual</w:t>
+      </w:r>
+      <w:bookmarkEnd w:id="56"/>
+      <w:r>
         <w:rPr>
           <w:rFonts w:ascii="Arial" w:hAnsi="Arial" w:cs="Arial"/>
           <w:color w:val="auto"/>
         </w:rPr>
-      </w:pPr>
-      <w:bookmarkStart w:id="57" w:name="_Toc235008390"/>
-      <w:bookmarkStart w:id="58" w:name="modelo-conceptual-académico"/>
-      <w:r>
+        <w:t xml:space="preserve"> </w:t>
+      </w:r>
+    </w:p>
+    <w:p>
+      <w:pPr>
+        <w:pStyle w:val="FirstParagraph"/>
+        <w:spacing w:line="360" w:lineRule="auto"/>
+        <w:rPr>
+          <w:rFonts w:ascii="Arial" w:hAnsi="Arial" w:cs="Arial"/>
+        </w:rPr>
+      </w:pPr>
+      <w:r>
+        <w:rPr>
+          <w:rFonts w:ascii="Arial" w:hAnsi="Arial" w:cs="Arial"/>
+        </w:rPr>
+        <w:t>El modelo conceptual solicitado considera tres clases principales.</w:t>
+      </w:r>
+    </w:p>
+    <w:p>
+      <w:pPr>
+        <w:pStyle w:val="Ttulo4"/>
+        <w:spacing w:line="360" w:lineRule="auto"/>
         <w:rPr>
           <w:rFonts w:ascii="Arial" w:hAnsi="Arial" w:cs="Arial"/>
           <w:color w:val="auto"/>
         </w:rPr>
-        <w:t>3.1.1 Modelo conceptual</w:t>
-      </w:r>
-      <w:bookmarkEnd w:id="57"/>
-      <w:r>
-        <w:rPr>
-          <w:rFonts w:ascii="Arial" w:hAnsi="Arial" w:cs="Arial"/>
-          <w:color w:val="auto"/>
-        </w:rPr>
-        <w:t xml:space="preserve"> </w:t>
-      </w:r>
-    </w:p>
-    <w:p>
-      <w:pPr>
-        <w:pStyle w:val="FirstParagraph"/>
-        <w:spacing w:line="360" w:lineRule="auto"/>
-        <w:rPr>
-          <w:rFonts w:ascii="Arial" w:hAnsi="Arial" w:cs="Arial"/>
-        </w:rPr>
-      </w:pPr>
-      <w:r>
-        <w:rPr>
-          <w:rFonts w:ascii="Arial" w:hAnsi="Arial" w:cs="Arial"/>
-        </w:rPr>
-        <w:t>El modelo conceptual solicitado considera tres clases principales.</w:t>
-      </w:r>
-    </w:p>
-    <w:p>
-      <w:pPr>
-        <w:pStyle w:val="Ttulo4"/>
-        <w:spacing w:line="360" w:lineRule="auto"/>
-        <w:rPr>
-          <w:rFonts w:ascii="Arial" w:hAnsi="Arial" w:cs="Arial"/>
-          <w:color w:val="auto"/>
-        </w:rPr>
-      </w:pPr>
-      <w:bookmarkStart w:id="59" w:name="clase-padre-transaccion"/>
+      </w:pPr>
+      <w:bookmarkStart w:id="58" w:name="clase-padre-transaccion"/>
       <w:r>
         <w:rPr>
           <w:rFonts w:ascii="Arial" w:hAnsi="Arial" w:cs="Arial"/>
@@ -6603,8 +7285,8 @@
           <w:color w:val="auto"/>
         </w:rPr>
       </w:pPr>
-      <w:bookmarkStart w:id="60" w:name="clase-hija-conceptual-registroapuesta"/>
-      <w:bookmarkEnd w:id="59"/>
+      <w:bookmarkStart w:id="59" w:name="clase-hija-conceptual-registroapuesta"/>
+      <w:bookmarkEnd w:id="58"/>
       <w:r>
         <w:rPr>
           <w:rFonts w:ascii="Arial" w:hAnsi="Arial" w:cs="Arial"/>
@@ -6983,8 +7665,8 @@
           <w:color w:val="auto"/>
         </w:rPr>
       </w:pPr>
-      <w:bookmarkStart w:id="61" w:name="Xc37ed8755e83ebf2fe4693aadb76a265d0718ae"/>
-      <w:bookmarkEnd w:id="60"/>
+      <w:bookmarkStart w:id="60" w:name="Xc37ed8755e83ebf2fe4693aadb76a265d0718ae"/>
+      <w:bookmarkEnd w:id="59"/>
       <w:r>
         <w:rPr>
           <w:rFonts w:ascii="Arial" w:hAnsi="Arial" w:cs="Arial"/>
@@ -7359,39 +8041,39 @@
           <w:color w:val="auto"/>
         </w:rPr>
       </w:pPr>
-      <w:bookmarkStart w:id="62" w:name="_Toc235008391"/>
-      <w:bookmarkStart w:id="63" w:name="modelamiento-uml"/>
-      <w:bookmarkEnd w:id="56"/>
-      <w:bookmarkEnd w:id="58"/>
+      <w:bookmarkStart w:id="61" w:name="_Toc235008391"/>
+      <w:bookmarkStart w:id="62" w:name="modelamiento-uml"/>
+      <w:bookmarkEnd w:id="55"/>
+      <w:bookmarkEnd w:id="57"/>
+      <w:bookmarkEnd w:id="60"/>
+      <w:r>
+        <w:rPr>
+          <w:rFonts w:ascii="Arial" w:hAnsi="Arial" w:cs="Arial"/>
+          <w:color w:val="auto"/>
+        </w:rPr>
+        <w:t>3.2 Modelamiento UML</w:t>
+      </w:r>
       <w:bookmarkEnd w:id="61"/>
-      <w:r>
+    </w:p>
+    <w:p>
+      <w:pPr>
+        <w:pStyle w:val="Ttulo3"/>
+        <w:spacing w:line="360" w:lineRule="auto"/>
         <w:rPr>
           <w:rFonts w:ascii="Arial" w:hAnsi="Arial" w:cs="Arial"/>
           <w:color w:val="auto"/>
         </w:rPr>
-        <w:t>3.2 Modelamiento UML</w:t>
-      </w:r>
-      <w:bookmarkEnd w:id="62"/>
-    </w:p>
-    <w:p>
-      <w:pPr>
-        <w:pStyle w:val="Ttulo3"/>
-        <w:spacing w:line="360" w:lineRule="auto"/>
+      </w:pPr>
+      <w:bookmarkStart w:id="63" w:name="_Toc235008392"/>
+      <w:bookmarkStart w:id="64" w:name="uml-conceptual-del-proyecto"/>
+      <w:r>
         <w:rPr>
           <w:rFonts w:ascii="Arial" w:hAnsi="Arial" w:cs="Arial"/>
           <w:color w:val="auto"/>
         </w:rPr>
-      </w:pPr>
-      <w:bookmarkStart w:id="64" w:name="_Toc235008392"/>
-      <w:bookmarkStart w:id="65" w:name="uml-conceptual-del-proyecto"/>
-      <w:r>
-        <w:rPr>
-          <w:rFonts w:ascii="Arial" w:hAnsi="Arial" w:cs="Arial"/>
-          <w:color w:val="auto"/>
-        </w:rPr>
         <w:t>3.2.1 UML conceptual del proyecto</w:t>
       </w:r>
-      <w:bookmarkEnd w:id="64"/>
+      <w:bookmarkEnd w:id="63"/>
     </w:p>
     <w:p>
       <w:pPr>
@@ -7428,7 +8110,7 @@
                     <pic:cNvPicPr/>
                   </pic:nvPicPr>
                   <pic:blipFill>
-                    <a:blip r:embed="rId7"/>
+                    <a:blip r:embed="rId8"/>
                     <a:stretch>
                       <a:fillRect/>
                     </a:stretch>
@@ -7458,9 +8140,9 @@
           <w:color w:val="auto"/>
         </w:rPr>
       </w:pPr>
-      <w:bookmarkStart w:id="66" w:name="_Toc235008393"/>
-      <w:bookmarkStart w:id="67" w:name="X6573061e306215556a8d4da98b6cb069a6aa00a"/>
-      <w:bookmarkEnd w:id="65"/>
+      <w:bookmarkStart w:id="65" w:name="_Toc235008393"/>
+      <w:bookmarkStart w:id="66" w:name="X6573061e306215556a8d4da98b6cb069a6aa00a"/>
+      <w:bookmarkEnd w:id="64"/>
       <w:r>
         <w:rPr>
           <w:rFonts w:ascii="Arial" w:hAnsi="Arial" w:cs="Arial"/>
@@ -7469,7 +8151,7 @@
         <w:lastRenderedPageBreak/>
         <w:t>3.2.2 UML de trazabilidad de la implementación final</w:t>
       </w:r>
-      <w:bookmarkEnd w:id="66"/>
+      <w:bookmarkEnd w:id="65"/>
     </w:p>
     <w:p>
       <w:pPr>
@@ -7505,7 +8187,7 @@
                     <pic:cNvPicPr/>
                   </pic:nvPicPr>
                   <pic:blipFill>
-                    <a:blip r:embed="rId8"/>
+                    <a:blip r:embed="rId9"/>
                     <a:stretch>
                       <a:fillRect/>
                     </a:stretch>
@@ -7526,9 +8208,9 @@
         </w:drawing>
       </w:r>
     </w:p>
-    <w:bookmarkEnd w:id="53"/>
-    <w:bookmarkEnd w:id="63"/>
-    <w:bookmarkEnd w:id="67"/>
+    <w:bookmarkEnd w:id="52"/>
+    <w:bookmarkEnd w:id="62"/>
+    <w:bookmarkEnd w:id="66"/>
     <w:p>
       <w:pPr>
         <w:spacing w:line="360" w:lineRule="auto"/>
@@ -8661,7 +9343,6 @@
   <w:style w:type="character" w:default="1" w:styleId="Fuentedeprrafopredeter">
     <w:name w:val="Default Paragraph Font"/>
     <w:uiPriority w:val="1"/>
-    <w:semiHidden/>
     <w:unhideWhenUsed/>
   </w:style>
   <w:style w:type="table" w:default="1" w:styleId="Tablanormal">
